--- a/doc/ИИ_МО_3.docx
+++ b/doc/ИИ_МО_3.docx
@@ -1272,6 +1272,7 @@
       <w:r>
         <w:rPr>
           <w:rFonts w:ascii="Times New Roman" w:hAnsi="Times New Roman" w:cs="Times New Roman"/>
+          <w:noProof/>
           <w:sz w:val="28"/>
           <w:szCs w:val="28"/>
         </w:rPr>
@@ -1434,6 +1435,7 @@
       <w:r>
         <w:rPr>
           <w:rFonts w:ascii="Times New Roman" w:hAnsi="Times New Roman" w:cs="Times New Roman"/>
+          <w:noProof/>
           <w:sz w:val="28"/>
           <w:szCs w:val="28"/>
         </w:rPr>
@@ -1631,6 +1633,7 @@
       <w:r>
         <w:rPr>
           <w:rFonts w:ascii="Times New Roman" w:hAnsi="Times New Roman" w:cs="Times New Roman"/>
+          <w:noProof/>
           <w:sz w:val="28"/>
           <w:szCs w:val="28"/>
         </w:rPr>
@@ -1829,6 +1832,7 @@
       <w:r>
         <w:rPr>
           <w:rFonts w:ascii="Times New Roman" w:hAnsi="Times New Roman" w:cs="Times New Roman"/>
+          <w:noProof/>
           <w:sz w:val="28"/>
           <w:szCs w:val="28"/>
         </w:rPr>
@@ -2037,6 +2041,7 @@
       <w:r>
         <w:rPr>
           <w:rFonts w:ascii="Times New Roman" w:hAnsi="Times New Roman" w:cs="Times New Roman"/>
+          <w:noProof/>
           <w:sz w:val="28"/>
           <w:szCs w:val="28"/>
         </w:rPr>
@@ -2237,6 +2242,7 @@
       <w:r>
         <w:rPr>
           <w:rFonts w:ascii="Times New Roman" w:hAnsi="Times New Roman" w:cs="Times New Roman"/>
+          <w:noProof/>
           <w:sz w:val="28"/>
           <w:szCs w:val="28"/>
         </w:rPr>
@@ -2424,6 +2430,7 @@
       <w:r>
         <w:rPr>
           <w:rFonts w:ascii="Times New Roman" w:hAnsi="Times New Roman" w:cs="Times New Roman"/>
+          <w:noProof/>
           <w:sz w:val="28"/>
           <w:szCs w:val="28"/>
         </w:rPr>
@@ -2610,6 +2617,7 @@
       <w:r>
         <w:rPr>
           <w:rFonts w:ascii="Times New Roman" w:eastAsia="Times New Roman" w:hAnsi="Times New Roman" w:cs="Times New Roman"/>
+          <w:noProof/>
           <w:sz w:val="28"/>
           <w:szCs w:val="28"/>
         </w:rPr>
@@ -2786,22 +2794,20 @@
           <w:rFonts w:ascii="Times New Roman" w:hAnsi="Times New Roman" w:cs="Times New Roman"/>
           <w:sz w:val="28"/>
           <w:szCs w:val="28"/>
-          <w:lang w:val="en-US"/>
-        </w:rPr>
-      </w:pPr>
-      <w:r>
-        <w:rPr>
-          <w:rFonts w:ascii="Times New Roman" w:hAnsi="Times New Roman" w:cs="Times New Roman"/>
-          <w:noProof/>
+        </w:rPr>
+      </w:pPr>
+      <w:r>
+        <w:rPr>
+          <w:rFonts w:ascii="Times New Roman" w:hAnsi="Times New Roman" w:cs="Times New Roman"/>
           <w:sz w:val="28"/>
           <w:szCs w:val="28"/>
         </w:rPr>
         <w:lastRenderedPageBreak/>
         <w:drawing>
-          <wp:inline distT="0" distB="0" distL="0" distR="0" wp14:anchorId="716CC7B7" wp14:editId="7C4BBA17">
-            <wp:extent cx="5731510" cy="2802255"/>
-            <wp:effectExtent l="0" t="0" r="2540" b="0"/>
-            <wp:docPr id="12" name="Рисунок 12"/>
+          <wp:inline distT="0" distB="0" distL="0" distR="0" wp14:anchorId="1C319C9A" wp14:editId="7913CFE1">
+            <wp:extent cx="5731510" cy="2795905"/>
+            <wp:effectExtent l="0" t="0" r="2540" b="4445"/>
+            <wp:docPr id="2" name="Рисунок 2"/>
             <wp:cNvGraphicFramePr>
               <a:graphicFrameLocks xmlns:a="http://schemas.openxmlformats.org/drawingml/2006/main" noChangeAspect="1"/>
             </wp:cNvGraphicFramePr>
@@ -2821,7 +2827,7 @@
                   <pic:spPr>
                     <a:xfrm>
                       <a:off x="0" y="0"/>
-                      <a:ext cx="5731510" cy="2802255"/>
+                      <a:ext cx="5731510" cy="2795905"/>
                     </a:xfrm>
                     <a:prstGeom prst="rect">
                       <a:avLst/>
@@ -3226,6 +3232,7 @@
       <w:r>
         <w:rPr>
           <w:rFonts w:ascii="Times New Roman" w:hAnsi="Times New Roman" w:cs="Times New Roman"/>
+          <w:noProof/>
           <w:sz w:val="40"/>
           <w:szCs w:val="40"/>
         </w:rPr>
@@ -3422,6 +3429,7 @@
       <w:r>
         <w:rPr>
           <w:rFonts w:ascii="Times New Roman" w:hAnsi="Times New Roman" w:cs="Times New Roman"/>
+          <w:noProof/>
           <w:sz w:val="28"/>
           <w:szCs w:val="28"/>
         </w:rPr>
@@ -3570,6 +3578,7 @@
       <w:r>
         <w:rPr>
           <w:rFonts w:ascii="Times New Roman" w:hAnsi="Times New Roman" w:cs="Times New Roman"/>
+          <w:noProof/>
           <w:sz w:val="28"/>
           <w:szCs w:val="28"/>
         </w:rPr>
@@ -3740,6 +3749,7 @@
       <w:r>
         <w:rPr>
           <w:rFonts w:ascii="Times New Roman" w:hAnsi="Times New Roman" w:cs="Times New Roman"/>
+          <w:noProof/>
           <w:sz w:val="28"/>
           <w:szCs w:val="28"/>
         </w:rPr>
@@ -3915,6 +3925,7 @@
           <w:rFonts w:ascii="Times New Roman" w:hAnsi="Times New Roman" w:cs="Times New Roman"/>
           <w:i w:val="0"/>
           <w:iCs w:val="0"/>
+          <w:noProof/>
           <w:color w:val="auto"/>
           <w:sz w:val="28"/>
           <w:szCs w:val="28"/>
@@ -4234,6 +4245,7 @@
       <w:r>
         <w:rPr>
           <w:rFonts w:ascii="Times New Roman" w:hAnsi="Times New Roman" w:cs="Times New Roman"/>
+          <w:noProof/>
           <w:sz w:val="28"/>
           <w:szCs w:val="28"/>
         </w:rPr>
@@ -4393,6 +4405,7 @@
       <w:r>
         <w:rPr>
           <w:rFonts w:ascii="Times New Roman" w:hAnsi="Times New Roman" w:cs="Times New Roman"/>
+          <w:noProof/>
           <w:sz w:val="28"/>
           <w:szCs w:val="28"/>
         </w:rPr>
@@ -4539,6 +4552,9 @@
     </w:p>
     <w:p>
       <w:r>
+        <w:rPr>
+          <w:noProof/>
+        </w:rPr>
         <w:lastRenderedPageBreak/>
         <w:drawing>
           <wp:inline distT="0" distB="0" distL="0" distR="0" wp14:anchorId="448F17D2" wp14:editId="4091A9E8">
@@ -5405,6 +5421,7 @@
       <w:r>
         <w:rPr>
           <w:rFonts w:ascii="Times New Roman" w:hAnsi="Times New Roman" w:cs="Times New Roman"/>
+          <w:noProof/>
           <w:sz w:val="28"/>
           <w:szCs w:val="28"/>
         </w:rPr>
@@ -5543,6 +5560,9 @@
         <w:jc w:val="center"/>
       </w:pPr>
       <w:r>
+        <w:rPr>
+          <w:noProof/>
+        </w:rPr>
         <w:lastRenderedPageBreak/>
         <w:drawing>
           <wp:inline distT="0" distB="0" distL="0" distR="0" wp14:anchorId="055A6B44" wp14:editId="7B62B181">
@@ -5646,6 +5666,7 @@
           <w:rFonts w:ascii="Times New Roman" w:hAnsi="Times New Roman" w:cs="Times New Roman"/>
           <w:i w:val="0"/>
           <w:iCs w:val="0"/>
+          <w:noProof/>
           <w:color w:val="auto"/>
           <w:sz w:val="28"/>
           <w:szCs w:val="28"/>
@@ -5737,6 +5758,9 @@
     </w:p>
     <w:p>
       <w:r>
+        <w:rPr>
+          <w:noProof/>
+        </w:rPr>
         <w:lastRenderedPageBreak/>
         <w:drawing>
           <wp:inline distT="0" distB="0" distL="0" distR="0" wp14:anchorId="3202338E" wp14:editId="3795C607">
@@ -5824,6 +5848,9 @@
     </w:p>
     <w:p>
       <w:r>
+        <w:rPr>
+          <w:noProof/>
+        </w:rPr>
         <w:lastRenderedPageBreak/>
         <w:drawing>
           <wp:inline distT="0" distB="0" distL="0" distR="0" wp14:anchorId="55A61BC1" wp14:editId="382DE3FB">
@@ -5963,6 +5990,7 @@
           <w:rFonts w:ascii="Times New Roman" w:hAnsi="Times New Roman" w:cs="Times New Roman"/>
           <w:i w:val="0"/>
           <w:iCs w:val="0"/>
+          <w:noProof/>
           <w:color w:val="auto"/>
           <w:sz w:val="28"/>
           <w:szCs w:val="28"/>
@@ -6043,6 +6071,9 @@
         <w:jc w:val="center"/>
       </w:pPr>
       <w:r>
+        <w:rPr>
+          <w:noProof/>
+        </w:rPr>
         <w:lastRenderedPageBreak/>
         <w:drawing>
           <wp:inline distT="0" distB="0" distL="0" distR="0" wp14:anchorId="083E5E07" wp14:editId="4FECFBA2">
@@ -6168,6 +6199,7 @@
           <w:rFonts w:ascii="Times New Roman" w:hAnsi="Times New Roman" w:cs="Times New Roman"/>
           <w:i w:val="0"/>
           <w:iCs w:val="0"/>
+          <w:noProof/>
           <w:color w:val="auto"/>
           <w:sz w:val="28"/>
           <w:szCs w:val="28"/>
@@ -6297,6 +6329,7 @@
           <w:rFonts w:ascii="Times New Roman" w:hAnsi="Times New Roman" w:cs="Times New Roman"/>
           <w:i w:val="0"/>
           <w:iCs w:val="0"/>
+          <w:noProof/>
           <w:color w:val="auto"/>
           <w:sz w:val="28"/>
           <w:szCs w:val="28"/>
@@ -6931,6 +6964,7 @@
           <w:rFonts w:ascii="Times New Roman" w:hAnsi="Times New Roman" w:cs="Times New Roman"/>
           <w:i w:val="0"/>
           <w:iCs w:val="0"/>
+          <w:noProof/>
           <w:color w:val="auto"/>
           <w:sz w:val="28"/>
           <w:szCs w:val="28"/>
@@ -7059,6 +7093,7 @@
           <w:rFonts w:ascii="Times New Roman" w:hAnsi="Times New Roman" w:cs="Times New Roman"/>
           <w:i w:val="0"/>
           <w:iCs w:val="0"/>
+          <w:noProof/>
           <w:color w:val="auto"/>
           <w:sz w:val="28"/>
           <w:szCs w:val="28"/>
@@ -7146,6 +7181,7 @@
       </w:pPr>
       <w:r>
         <w:rPr>
+          <w:noProof/>
           <w:lang w:val="en-US"/>
         </w:rPr>
         <w:lastRenderedPageBreak/>
@@ -7231,6 +7267,7 @@
       </w:pPr>
       <w:r>
         <w:rPr>
+          <w:noProof/>
           <w:lang w:val="en-US"/>
         </w:rPr>
         <w:lastRenderedPageBreak/>
